--- a/docs/legal/05-合作协议-招商服务委托协议.docx
+++ b/docs/legal/05-合作协议-招商服务委托协议.docx
@@ -1795,7 +1795,7 @@
           <w:b w:val="0"/>
           <w:sz w:val="22"/>
         </w:rPr>
-        <w:t>7.2 核心组：乙方应维持不少于 3 人的招商操盘核心组（项目经理 + 招商 + 材料/商务）。人员名单于进场 5 个工作日内书面提交。</w:t>
+        <w:t>7.2 核心组：试跑 90 天不少于 2 人（项目经理 + 招商）。转正后维持不少于 3 人。人员名单于进场 5 个工作日内书面提交。</w:t>
       </w:r>
     </w:p>
     <w:p>
@@ -2193,7 +2193,7 @@
           <w:color w:val="0F2D52"/>
           <w:sz w:val="28"/>
         </w:rPr>
-        <w:t>第九条 · 服务费用（三笔账，缺一不可）</w:t>
+        <w:t>第九条 · 服务费用（对齐后：试跑包干 + 佣金跟中介同一尺）</w:t>
       </w:r>
     </w:p>
     <w:p>
@@ -2206,7 +2206,7 @@
           <w:b w:val="0"/>
           <w:sz w:val="22"/>
         </w:rPr>
-        <w:t>9.1 费用结构对应『进场 / 干活 / 结果』，避免只开会、不招商。下列金额为建议口径，签署前填入附件 E 确认单，以附件 E 为准。</w:t>
+        <w:t>9.1 上一版『启动费 + 高月度 + 首年租金百分比』叠在一起偏高。现改为：试跑 90 天只付包干；成交按首月不含税净租金计佣；中介单业主只付一套。金额为建议口径，以附件 E 为准。</w:t>
       </w:r>
     </w:p>
     <w:p>
@@ -2216,7 +2216,7 @@
           <w:b/>
           <w:sz w:val="24"/>
         </w:rPr>
-        <w:t>（一）启动费 · 进场</w:t>
+        <w:t>（一）90 天包干 · 试跑期不另收月度</w:t>
       </w:r>
     </w:p>
     <w:p>
@@ -2229,7 +2229,7 @@
           <w:b w:val="0"/>
           <w:sz w:val="22"/>
         </w:rPr>
-        <w:t>9.2 启动费人民币 [壹拾伍万元整]（建议区间 10–20 万元）。本合同签署后 10 个工作日内一次性支付。用于覆盖进场前已完成的业态方案、案例研究、招商材料及进场筹备。启动费可全额抵扣后续应付成功佣金，不退。</w:t>
+        <w:t>9.2 试跑期包干人民币 [捌万元整]。本合同签署后 10 个工作日内一次性支付。覆盖试跑期内人员、材料、带看。试跑期不另收月度操盘费。包干可全额抵扣后续应付成功佣金，不退。</w:t>
       </w:r>
     </w:p>
     <w:p>
@@ -2239,7 +2239,7 @@
           <w:b/>
           <w:sz w:val="24"/>
         </w:rPr>
-        <w:t>（二）月度操盘费 · 干活</w:t>
+        <w:t>（二）转正后月度操盘费</w:t>
       </w:r>
     </w:p>
     <w:p>
@@ -2252,7 +2252,7 @@
           <w:b w:val="0"/>
           <w:sz w:val="22"/>
         </w:rPr>
-        <w:t>9.3 月度操盘费人民币 [捌万元整]/月（建议区间 6–12 万元/月），覆盖第 7.2 条核心组。每月 5 日前支付当月费用，从进场月起算，满月计付；不足月按日折算。</w:t>
+        <w:t>9.3 双方书面确认转正（或选择方案 A 自第 91 日起）后，月度操盘费人民币 [肆万元整]/月。每月 5 日前支付当月。当月若产生应付成功佣金，月度费从该笔佣金中抵扣。</w:t>
       </w:r>
     </w:p>
     <w:p>
@@ -2265,7 +2265,7 @@
           <w:b w:val="0"/>
           <w:sz w:val="22"/>
         </w:rPr>
-        <w:t>9.4 月度操盘费不含下列甲方另行承担的成本：</w:t>
+        <w:t>9.4 月度与包干均不含：</w:t>
       </w:r>
     </w:p>
     <w:p>
@@ -2278,7 +2278,7 @@
           <w:b w:val="0"/>
           <w:sz w:val="22"/>
         </w:rPr>
-        <w:t>第三方中介居间佣金</w:t>
+        <w:t>第三方中介居间佣金（已含在第九条『一套佣金』内）</w:t>
       </w:r>
     </w:p>
     <w:p>
@@ -2291,7 +2291,7 @@
           <w:b w:val="0"/>
           <w:sz w:val="22"/>
         </w:rPr>
-        <w:t>发布会/活动场地、餐饮、搭建、媒体硬广</w:t>
+        <w:t>闭门会/活动场地与餐饮</w:t>
       </w:r>
     </w:p>
     <w:p>
@@ -2317,7 +2317,7 @@
           <w:b w:val="0"/>
           <w:sz w:val="22"/>
         </w:rPr>
-        <w:t>政府关系中需由甲方主体出具的文件、保证金、税费</w:t>
+        <w:t>须由甲方主体出具的政府文件、保证金、税费</w:t>
       </w:r>
     </w:p>
     <w:p>
@@ -2340,7 +2340,7 @@
           <w:b w:val="0"/>
           <w:sz w:val="22"/>
         </w:rPr>
-        <w:t>9.5 计算基数 = 生效租赁合同项下承租人应付的首年租金总额（不含增值税、不含物业费、扣减免租期对应的租金）。</w:t>
+        <w:t>9.5 计算基数 = 生效租赁合同项下成交首月不含税净租金（面积 × 合同日租金 × 30，不含增值税、不含物业费）。免租期不减少该分子。</w:t>
       </w:r>
     </w:p>
     <w:p>
@@ -2366,7 +2366,7 @@
           <w:b w:val="0"/>
           <w:sz w:val="22"/>
         </w:rPr>
-        <w:t>常规租户（乙/丙档）：基数 × 8%</w:t>
+        <w:t>乙方自拓常规租户：基数 × 100%</w:t>
       </w:r>
     </w:p>
     <w:p>
@@ -2379,20 +2379,7 @@
           <w:b w:val="0"/>
           <w:sz w:val="22"/>
         </w:rPr>
-        <w:t>链主/锚定租户（甲档）：基数 × 12%</w:t>
-      </w:r>
-    </w:p>
-    <w:p>
-      <w:pPr>
-        <w:pStyle w:val="ListBullet"/>
-      </w:pPr>
-      <w:r>
-        <w:rPr>
-          <w:rFonts w:ascii="Calibri" w:hAnsi="Calibri" w:eastAsia="WenQuanYi Micro Hei"/>
-          <w:b w:val="0"/>
-          <w:sz w:val="22"/>
-        </w:rPr>
-        <w:t>冠名或对赌租户（丁档）：基数 × 10%，另加冠名年费（如有）的 5%</w:t>
+        <w:t>链主/锚定（单户 ≥ 1,500 ㎡ 或整层或书面确认甲档）：基数 × 150%</w:t>
       </w:r>
     </w:p>
     <w:p>
@@ -2405,7 +2392,7 @@
           <w:b w:val="0"/>
           <w:sz w:val="22"/>
         </w:rPr>
-        <w:t>9.7 支付时点：租赁合同生效且甲方收到履约保证金或首期租金后 15 个工作日内，甲方支付对应成功佣金。启动费抵扣在第一笔成功佣金中优先扣减。</w:t>
+        <w:t>9.7 支付时点：租赁合同生效且甲方收到履约保证金或首期租金后 15 个工作日内。包干抵扣在第一笔成功佣金中优先扣减。</w:t>
       </w:r>
     </w:p>
     <w:p>
@@ -2418,7 +2405,7 @@
           <w:b w:val="0"/>
           <w:sz w:val="22"/>
         </w:rPr>
-        <w:t>9.8 退租扣回：承租人于起租日后 12 个月内因可归责于招商质量的原因（如乙方明知客户不具备履约能力仍推荐、或用途虚假）导致合同解除的，乙方按未履行租期占首年比例退还已收成功佣金。因甲方违约、房屋瑕疵、政策变化、客户自身战略收缩导致的退租，不扣回。</w:t>
+        <w:t>9.8 退租扣回：承租人于起租日后 12 个月内因可归责于招商质量的原因导致合同解除的，乙方按未履行月数比例退还已收成功佣金。因甲方违约、房屋瑕疵、政策变化、客户自身战略收缩导致的退租，不扣回。</w:t>
       </w:r>
     </w:p>
     <w:p>
@@ -2431,7 +2418,7 @@
           <w:b w:val="0"/>
           <w:sz w:val="22"/>
         </w:rPr>
-        <w:t>9.9 中介成交：经乙方报备系统登记的中介成交，甲方另付中介佣金；同时向乙方支付第 9.6 条成功佣金的 50%（乙方履行了统管、冲突裁决与谈判协同）。未经报备的中介成交，乙方不享有该笔成功佣金。</w:t>
+        <w:t>9.9 中介成交：甲方就该笔向中介与乙方支付的成功佣金合计，不超过第 9.6 条该档。内部分成原则为中介约 70%、乙方约 30%，以报备系统登记为准。未经报备的中介成交，乙方不享有分成。</w:t>
       </w:r>
     </w:p>
     <w:p>
@@ -2444,7 +2431,7 @@
           <w:b w:val="0"/>
           <w:sz w:val="22"/>
         </w:rPr>
-        <w:t>9.10 税费：本条金额均为未税价，增值税及附加按法定由甲方在支付时另付，乙方开具合法发票。</w:t>
+        <w:t>9.10 税费：本条金额均为未税价，增值税及附加按法定另付，乙方开具合法发票。</w:t>
       </w:r>
     </w:p>
     <w:p>
@@ -2457,7 +2444,7 @@
           <w:b w:val="0"/>
           <w:sz w:val="22"/>
         </w:rPr>
-        <w:t>9.11 M12 未达第 8.1 条结果指标但双方续约的：第 13–18 个月度操盘费下浮 20%，成功佣金费率不变。</w:t>
+        <w:t>9.11 试跑期满未转正的：之后不产生月度费；已发生成功佣金照付；包干不退。</w:t>
       </w:r>
     </w:p>
     <w:p>
@@ -4180,7 +4167,7 @@
                 <w:b/>
                 <w:sz w:val="22"/>
               </w:rPr>
-              <w:t>启动费（未税）</w:t>
+              <w:t>签法</w:t>
             </w:r>
           </w:p>
         </w:tc>
@@ -4196,7 +4183,7 @@
                 <w:b w:val="0"/>
                 <w:sz w:val="22"/>
               </w:rPr>
-              <w:t>人民币 [150,000] 元</w:t>
+              <w:t>□ 方案 B 先 90 天（建议）  □ 方案 A 12 个月独家</w:t>
             </w:r>
           </w:p>
         </w:tc>
@@ -4214,7 +4201,7 @@
                 <w:b/>
                 <w:sz w:val="22"/>
               </w:rPr>
-              <w:t>月度操盘费（未税）</w:t>
+              <w:t>90 天包干（未税）</w:t>
             </w:r>
           </w:p>
         </w:tc>
@@ -4230,7 +4217,7 @@
                 <w:b w:val="0"/>
                 <w:sz w:val="22"/>
               </w:rPr>
-              <w:t>人民币 [80,000] 元/月</w:t>
+              <w:t>人民币 [80,000] 元，试跑期不另收月度</w:t>
             </w:r>
           </w:p>
         </w:tc>
@@ -4248,7 +4235,7 @@
                 <w:b/>
                 <w:sz w:val="22"/>
               </w:rPr>
-              <w:t>常规成功佣金</w:t>
+              <w:t>转正后月度操盘费（未税）</w:t>
             </w:r>
           </w:p>
         </w:tc>
@@ -4264,7 +4251,7 @@
                 <w:b w:val="0"/>
                 <w:sz w:val="22"/>
               </w:rPr>
-              <w:t>首年租金基数 × [8]%</w:t>
+              <w:t>人民币 [40,000] 元/月，当月成功佣金可抵扣</w:t>
             </w:r>
           </w:p>
         </w:tc>
@@ -4282,7 +4269,7 @@
                 <w:b/>
                 <w:sz w:val="22"/>
               </w:rPr>
-              <w:t>链主/锚定成功佣金</w:t>
+              <w:t>自拓成功佣金</w:t>
             </w:r>
           </w:p>
         </w:tc>
@@ -4298,7 +4285,7 @@
                 <w:b w:val="0"/>
                 <w:sz w:val="22"/>
               </w:rPr>
-              <w:t>首年租金基数 × [12]%</w:t>
+              <w:t>首月不含税净租金 × [100]%</w:t>
             </w:r>
           </w:p>
         </w:tc>
@@ -4316,7 +4303,7 @@
                 <w:b/>
                 <w:sz w:val="22"/>
               </w:rPr>
-              <w:t>丁档成功佣金</w:t>
+              <w:t>锚定/链主成功佣金</w:t>
             </w:r>
           </w:p>
         </w:tc>
@@ -4332,7 +4319,7 @@
                 <w:b w:val="0"/>
                 <w:sz w:val="22"/>
               </w:rPr>
-              <w:t>基数 × [10]% + 冠名年费 × [5]%</w:t>
+              <w:t>首月不含税净租金 × [150]%</w:t>
             </w:r>
           </w:p>
         </w:tc>
@@ -4350,7 +4337,41 @@
                 <w:b/>
                 <w:sz w:val="22"/>
               </w:rPr>
-              <w:t>启动费是否抵扣成功佣金</w:t>
+              <w:t>中介成交业主总额</w:t>
+            </w:r>
+          </w:p>
+        </w:tc>
+        <w:tc>
+          <w:tcPr>
+            <w:tcW w:type="dxa" w:w="4703"/>
+          </w:tcPr>
+          <w:p>
+            <w:r/>
+            <w:r>
+              <w:rPr>
+                <w:rFonts w:ascii="Calibri" w:hAnsi="Calibri" w:eastAsia="WenQuanYi Micro Hei"/>
+                <w:b w:val="0"/>
+                <w:sz w:val="22"/>
+              </w:rPr>
+              <w:t>不超过该档；中介与乙方内部分成</w:t>
+            </w:r>
+          </w:p>
+        </w:tc>
+      </w:tr>
+      <w:tr>
+        <w:tc>
+          <w:tcPr>
+            <w:tcW w:type="dxa" w:w="4703"/>
+          </w:tcPr>
+          <w:p>
+            <w:r/>
+            <w:r>
+              <w:rPr>
+                <w:rFonts w:ascii="Calibri" w:hAnsi="Calibri" w:eastAsia="WenQuanYi Micro Hei"/>
+                <w:b/>
+                <w:sz w:val="22"/>
+              </w:rPr>
+              <w:t>包干是否抵扣成功佣金</w:t>
             </w:r>
           </w:p>
         </w:tc>

--- a/docs/legal/05-合作协议-招商服务委托协议.docx
+++ b/docs/legal/05-合作协议-招商服务委托协议.docx
@@ -1795,7 +1795,7 @@
           <w:b w:val="0"/>
           <w:sz w:val="22"/>
         </w:rPr>
-        <w:t>7.2 核心组：试跑 90 天不少于 2 人（项目经理 + 招商）。转正后维持不少于 3 人。人员名单于进场 5 个工作日内书面提交。</w:t>
+        <w:t>7.2 核心组：不少于 3 人（项目经理 + 招商 + 材料/商务）。试跑 90 天可先 2 人到位、第 2 个月补齐。人员名单于进场 5 个工作日内书面提交。</w:t>
       </w:r>
     </w:p>
     <w:p>
@@ -2193,7 +2193,7 @@
           <w:color w:val="0F2D52"/>
           <w:sz w:val="28"/>
         </w:rPr>
-        <w:t>第九条 · 服务费用（对齐后：试跑包干 + 佣金跟中介同一尺）</w:t>
+        <w:t>第九条 · 服务费用（原口径 · 柔化）</w:t>
       </w:r>
     </w:p>
     <w:p>
@@ -2206,7 +2206,7 @@
           <w:b w:val="0"/>
           <w:sz w:val="22"/>
         </w:rPr>
-        <w:t>9.1 上一版『启动费 + 高月度 + 首年租金百分比』叠在一起偏高。现改为：试跑 90 天只付包干；成交按首月不含税净租金计佣；中介单业主只付一套。金额为建议口径，以附件 E 为准。</w:t>
+        <w:t>9.1 收费方向为：启动费 15 万元 + 月度 8 万元 + 首年租金 8%。下列柔化只减轻叠加，不改变这三项数字。金额以附件 E 为准。</w:t>
       </w:r>
     </w:p>
     <w:p>
@@ -2216,7 +2216,7 @@
           <w:b/>
           <w:sz w:val="24"/>
         </w:rPr>
-        <w:t>（一）90 天包干 · 试跑期不另收月度</w:t>
+        <w:t>（一）启动费</w:t>
       </w:r>
     </w:p>
     <w:p>
@@ -2229,7 +2229,7 @@
           <w:b w:val="0"/>
           <w:sz w:val="22"/>
         </w:rPr>
-        <w:t>9.2 试跑期包干人民币 [捌万元整]。本合同签署后 10 个工作日内一次性支付。覆盖试跑期内人员、材料、带看。试跑期不另收月度操盘费。包干可全额抵扣后续应付成功佣金，不退。</w:t>
+        <w:t>9.2 启动费人民币 [壹拾伍万元整]。本合同签署后 10 个工作日内一次性支付。用于进场筹备、材料及第一个月现场服务。启动费可全额抵扣后续应付成功佣金，不退。</w:t>
       </w:r>
     </w:p>
     <w:p>
@@ -2239,7 +2239,7 @@
           <w:b/>
           <w:sz w:val="24"/>
         </w:rPr>
-        <w:t>（二）转正后月度操盘费</w:t>
+        <w:t>（二）月度操盘费</w:t>
       </w:r>
     </w:p>
     <w:p>
@@ -2252,7 +2252,7 @@
           <w:b w:val="0"/>
           <w:sz w:val="22"/>
         </w:rPr>
-        <w:t>9.3 双方书面确认转正（或选择方案 A 自第 91 日起）后，月度操盘费人民币 [肆万元整]/月。每月 5 日前支付当月。当月若产生应付成功佣金，月度费从该笔佣金中抵扣。</w:t>
+        <w:t>9.3 月度操盘费人民币 [捌万元整]/月。自进场日后的第 2 个自然月起付（第一个月已含在启动费中），每月 5 日前支付当月。当月若产生应付成功佣金，该月月度费从该笔佣金中抵扣。</w:t>
       </w:r>
     </w:p>
     <w:p>
@@ -2265,7 +2265,7 @@
           <w:b w:val="0"/>
           <w:sz w:val="22"/>
         </w:rPr>
-        <w:t>9.4 月度与包干均不含：</w:t>
+        <w:t>9.4 启动费与月度费不含：</w:t>
       </w:r>
     </w:p>
     <w:p>
@@ -2278,7 +2278,7 @@
           <w:b w:val="0"/>
           <w:sz w:val="22"/>
         </w:rPr>
-        <w:t>第三方中介居间佣金（已含在第九条『一套佣金』内）</w:t>
+        <w:t>第三方中介居间佣金（按居间协议另付；乙方中介单佣金见 9.9）</w:t>
       </w:r>
     </w:p>
     <w:p>
@@ -2327,7 +2327,7 @@
           <w:b/>
           <w:sz w:val="24"/>
         </w:rPr>
-        <w:t>（三）成功佣金 · 招到才收</w:t>
+        <w:t>（三）成功佣金</w:t>
       </w:r>
     </w:p>
     <w:p>
@@ -2340,7 +2340,7 @@
           <w:b w:val="0"/>
           <w:sz w:val="22"/>
         </w:rPr>
-        <w:t>9.5 计算基数 = 生效租赁合同项下成交首月不含税净租金（面积 × 合同日租金 × 30，不含增值税、不含物业费）。免租期不减少该分子。</w:t>
+        <w:t>9.5 计算基数 = 生效租赁合同项下承租人应付的首年租金总额（不含增值税、不含物业费、扣减免租期对应的租金）。</w:t>
       </w:r>
     </w:p>
     <w:p>
@@ -2353,33 +2353,7 @@
           <w:b w:val="0"/>
           <w:sz w:val="22"/>
         </w:rPr>
-        <w:t>9.6 费率：</w:t>
-      </w:r>
-    </w:p>
-    <w:p>
-      <w:pPr>
-        <w:pStyle w:val="ListBullet"/>
-      </w:pPr>
-      <w:r>
-        <w:rPr>
-          <w:rFonts w:ascii="Calibri" w:hAnsi="Calibri" w:eastAsia="WenQuanYi Micro Hei"/>
-          <w:b w:val="0"/>
-          <w:sz w:val="22"/>
-        </w:rPr>
-        <w:t>乙方自拓常规租户：基数 × 100%</w:t>
-      </w:r>
-    </w:p>
-    <w:p>
-      <w:pPr>
-        <w:pStyle w:val="ListBullet"/>
-      </w:pPr>
-      <w:r>
-        <w:rPr>
-          <w:rFonts w:ascii="Calibri" w:hAnsi="Calibri" w:eastAsia="WenQuanYi Micro Hei"/>
-          <w:b w:val="0"/>
-          <w:sz w:val="22"/>
-        </w:rPr>
-        <w:t>链主/锚定（单户 ≥ 1,500 ㎡ 或整层或书面确认甲档）：基数 × 150%</w:t>
+        <w:t>9.6 费率：常规租户与链主/锚定租户一律为基数 × 8%。不上浮。</w:t>
       </w:r>
     </w:p>
     <w:p>
@@ -2392,7 +2366,7 @@
           <w:b w:val="0"/>
           <w:sz w:val="22"/>
         </w:rPr>
-        <w:t>9.7 支付时点：租赁合同生效且甲方收到履约保证金或首期租金后 15 个工作日内。包干抵扣在第一笔成功佣金中优先扣减。</w:t>
+        <w:t>9.7 支付时点：租赁合同生效且甲方收到履约保证金或首期租金后 15 个工作日内。启动费抵扣在第一笔成功佣金中优先扣减。</w:t>
       </w:r>
     </w:p>
     <w:p>
@@ -2418,7 +2392,7 @@
           <w:b w:val="0"/>
           <w:sz w:val="22"/>
         </w:rPr>
-        <w:t>9.9 中介成交：甲方就该笔向中介与乙方支付的成功佣金合计，不超过第 9.6 条该档。内部分成原则为中介约 70%、乙方约 30%，以报备系统登记为准。未经报备的中介成交，乙方不享有分成。</w:t>
+        <w:t>9.9 中介成交：甲方按居间协议向中介支付居间佣金；乙方向甲方收取的成功佣金按第 9.6 条的 50% 计（即基数 × 4%），不按满额 8% 计。未经报备的中介成交，乙方不收取该笔成功佣金。</w:t>
       </w:r>
     </w:p>
     <w:p>
@@ -2444,7 +2418,7 @@
           <w:b w:val="0"/>
           <w:sz w:val="22"/>
         </w:rPr>
-        <w:t>9.11 试跑期满未转正的：之后不产生月度费；已发生成功佣金照付；包干不退。</w:t>
+        <w:t>9.11 试跑 90 天期满未转正的：之后不产生月度费；已发生成功佣金照付；启动费不退，仍可抵扣已发生佣金。</w:t>
       </w:r>
     </w:p>
     <w:p>
@@ -4201,7 +4175,7 @@
                 <w:b/>
                 <w:sz w:val="22"/>
               </w:rPr>
-              <w:t>90 天包干（未税）</w:t>
+              <w:t>启动费（未税）</w:t>
             </w:r>
           </w:p>
         </w:tc>
@@ -4217,7 +4191,7 @@
                 <w:b w:val="0"/>
                 <w:sz w:val="22"/>
               </w:rPr>
-              <w:t>人民币 [80,000] 元，试跑期不另收月度</w:t>
+              <w:t>人民币 [150,000] 元，含第一个月月度，可抵扣成功佣金</w:t>
             </w:r>
           </w:p>
         </w:tc>
@@ -4235,7 +4209,7 @@
                 <w:b/>
                 <w:sz w:val="22"/>
               </w:rPr>
-              <w:t>转正后月度操盘费（未税）</w:t>
+              <w:t>月度操盘费（未税）</w:t>
             </w:r>
           </w:p>
         </w:tc>
@@ -4251,7 +4225,7 @@
                 <w:b w:val="0"/>
                 <w:sz w:val="22"/>
               </w:rPr>
-              <w:t>人民币 [40,000] 元/月，当月成功佣金可抵扣</w:t>
+              <w:t>人民币 [80,000] 元/月，自第 2 个自然月起；当月佣金可抵扣</w:t>
             </w:r>
           </w:p>
         </w:tc>
@@ -4269,7 +4243,7 @@
                 <w:b/>
                 <w:sz w:val="22"/>
               </w:rPr>
-              <w:t>自拓成功佣金</w:t>
+              <w:t>成功佣金</w:t>
             </w:r>
           </w:p>
         </w:tc>
@@ -4285,7 +4259,7 @@
                 <w:b w:val="0"/>
                 <w:sz w:val="22"/>
               </w:rPr>
-              <w:t>首月不含税净租金 × [100]%</w:t>
+              <w:t>首年租金基数 × [8]%（链主不上浮）</w:t>
             </w:r>
           </w:p>
         </w:tc>
@@ -4303,7 +4277,7 @@
                 <w:b/>
                 <w:sz w:val="22"/>
               </w:rPr>
-              <w:t>锚定/链主成功佣金</w:t>
+              <w:t>中介成交乙方佣金</w:t>
             </w:r>
           </w:p>
         </w:tc>
@@ -4319,75 +4293,7 @@
                 <w:b w:val="0"/>
                 <w:sz w:val="22"/>
               </w:rPr>
-              <w:t>首月不含税净租金 × [150]%</w:t>
-            </w:r>
-          </w:p>
-        </w:tc>
-      </w:tr>
-      <w:tr>
-        <w:tc>
-          <w:tcPr>
-            <w:tcW w:type="dxa" w:w="4703"/>
-          </w:tcPr>
-          <w:p>
-            <w:r/>
-            <w:r>
-              <w:rPr>
-                <w:rFonts w:ascii="Calibri" w:hAnsi="Calibri" w:eastAsia="WenQuanYi Micro Hei"/>
-                <w:b/>
-                <w:sz w:val="22"/>
-              </w:rPr>
-              <w:t>中介成交业主总额</w:t>
-            </w:r>
-          </w:p>
-        </w:tc>
-        <w:tc>
-          <w:tcPr>
-            <w:tcW w:type="dxa" w:w="4703"/>
-          </w:tcPr>
-          <w:p>
-            <w:r/>
-            <w:r>
-              <w:rPr>
-                <w:rFonts w:ascii="Calibri" w:hAnsi="Calibri" w:eastAsia="WenQuanYi Micro Hei"/>
-                <w:b w:val="0"/>
-                <w:sz w:val="22"/>
-              </w:rPr>
-              <w:t>不超过该档；中介与乙方内部分成</w:t>
-            </w:r>
-          </w:p>
-        </w:tc>
-      </w:tr>
-      <w:tr>
-        <w:tc>
-          <w:tcPr>
-            <w:tcW w:type="dxa" w:w="4703"/>
-          </w:tcPr>
-          <w:p>
-            <w:r/>
-            <w:r>
-              <w:rPr>
-                <w:rFonts w:ascii="Calibri" w:hAnsi="Calibri" w:eastAsia="WenQuanYi Micro Hei"/>
-                <w:b/>
-                <w:sz w:val="22"/>
-              </w:rPr>
-              <w:t>包干是否抵扣成功佣金</w:t>
-            </w:r>
-          </w:p>
-        </w:tc>
-        <w:tc>
-          <w:tcPr>
-            <w:tcW w:type="dxa" w:w="4703"/>
-          </w:tcPr>
-          <w:p>
-            <w:r/>
-            <w:r>
-              <w:rPr>
-                <w:rFonts w:ascii="Calibri" w:hAnsi="Calibri" w:eastAsia="WenQuanYi Micro Hei"/>
-                <w:b w:val="0"/>
-                <w:sz w:val="22"/>
-              </w:rPr>
-              <w:t>是 / 否（默认是）</w:t>
+              <w:t>首年租金基数 × [4]%</w:t>
             </w:r>
           </w:p>
         </w:tc>
